--- a/docs/MANUAL_QA_PRUEBA_INTEGRAL_GLOBAL_AVICOLA.docx
+++ b/docs/MANUAL_QA_PRUEBA_INTEGRAL_GLOBAL_AVICOLA.docx
@@ -2604,6 +2604,26 @@
     <w:p/>
     <w:p>
       <w:r>
+        <w:rPr>
+          <w:b/>
+        </w:rPr>
+        <w:t>Nota</w:t>
+      </w:r>
+      <w:r>
+        <w:t xml:space="preserve">: Usuarios y Roles, Roles, Mi Perfil y Acceso por unidad se agrupan en el menú bajo </w:t>
+      </w:r>
+      <w:r>
+        <w:rPr>
+          <w:b/>
+        </w:rPr>
+        <w:t>Configuración</w:t>
+      </w:r>
+      <w:r>
+        <w:t>.</w:t>
+      </w:r>
+    </w:p>
+    <w:p>
+      <w:r>
         <w:t>Si una celda dice «Sí» y la opción no aparece —o dice «No» y sí aparece— es un hallazgo.</w:t>
       </w:r>
     </w:p>
@@ -2623,7 +2643,7 @@
         <w:t>Qué hay cargado</w:t>
       </w:r>
       <w:r>
-        <w:t>: 25 lotes (23 activos y 3 cerrados en la empresa principal, 2 en la de aislamiento), más de 360 registros operativos de las últimas 8 semanas, pendientes de revisión y notificaciones.</w:t>
+        <w:t>: 25 lotes en total: 23 en la empresa principal (de ellos 3 cerrados) y 2 en la de aislamiento, más de 360 registros operativos de las últimas 8 semanas, pendientes de revisión y notificaciones.</w:t>
       </w:r>
     </w:p>
     <w:p>
@@ -3866,7 +3886,7 @@
         <w:rPr>
           <w:b/>
         </w:rPr>
-        <w:t>Trazabilidad</w:t>
+        <w:t>Trazabilidad Generacional</w:t>
       </w:r>
       <w:r>
         <w:t xml:space="preserve"> en QA-HAT-GPGEN-001 y en QA-HAT-CHICK-001.</w:t>
@@ -4220,7 +4240,7 @@
               <w:rPr>
                 <w:sz w:val="18"/>
               </w:rPr>
-              <w:t>3 800 kg, 95 sacos, alimento «QA Inicio»</w:t>
+              <w:t>3 800 kg, 95 sacos, alimento «QA Iniciador»</w:t>
             </w:r>
           </w:p>
         </w:tc>
@@ -4328,7 +4348,7 @@
               <w:rPr>
                 <w:sz w:val="18"/>
               </w:rPr>
-              <w:t>6 hembras, causa «QA Asfixia»</w:t>
+              <w:t>6 hembras, causa «QA Mortalidad súbita»</w:t>
             </w:r>
           </w:p>
         </w:tc>
@@ -4807,7 +4827,7 @@
               <w:rPr>
                 <w:sz w:val="18"/>
               </w:rPr>
-              <w:t>vacuna «QA Newcastle», vía agua, lote vacuna QA-VL-099</w:t>
+              <w:t>vacuna «QA Vacuna Newcastle», vía agua, lote vacuna QA-VL-099</w:t>
             </w:r>
           </w:p>
         </w:tc>
@@ -4969,7 +4989,7 @@
               <w:rPr>
                 <w:sz w:val="18"/>
               </w:rPr>
-              <w:t>10 hembras, causa «QA Baja postura»</w:t>
+              <w:t>10 hembras, causa «QA Bajo peso»</w:t>
             </w:r>
           </w:p>
         </w:tc>
@@ -5225,7 +5245,7 @@
               <w:rPr>
                 <w:sz w:val="18"/>
               </w:rPr>
-              <w:t>29 600 en «QA Incubadora A4», 37,6 °C, 55 %</w:t>
+              <w:t>29 600 en «QA Incubadora A1», 37,6 °C, 55 %</w:t>
             </w:r>
           </w:p>
         </w:tc>
@@ -5516,6 +5536,60 @@
                 <w:sz w:val="18"/>
               </w:rPr>
               <w:t>: más pollitos que huevos transferidos</w:t>
+            </w:r>
+          </w:p>
+        </w:tc>
+      </w:tr>
+      <w:tr>
+        <w:tc>
+          <w:tcPr>
+            <w:tcW w:type="dxa" w:w="2160"/>
+          </w:tcPr>
+          <w:p>
+            <w:r>
+              <w:rPr>
+                <w:sz w:val="18"/>
+              </w:rPr>
+              <w:t>Incubadora inactiva</w:t>
+            </w:r>
+          </w:p>
+        </w:tc>
+        <w:tc>
+          <w:tcPr>
+            <w:tcW w:type="dxa" w:w="2160"/>
+          </w:tcPr>
+          <w:p>
+            <w:r>
+              <w:rPr>
+                <w:sz w:val="18"/>
+              </w:rPr>
+              <w:t>QA-HAT-REC-001</w:t>
+            </w:r>
+          </w:p>
+        </w:tc>
+        <w:tc>
+          <w:tcPr>
+            <w:tcW w:type="dxa" w:w="2160"/>
+          </w:tcPr>
+          <w:p>
+            <w:r>
+              <w:rPr>
+                <w:sz w:val="18"/>
+              </w:rPr>
+              <w:t>intentar cargar en «QA Incubadora A4 (inactiva)»</w:t>
+            </w:r>
+          </w:p>
+        </w:tc>
+        <w:tc>
+          <w:tcPr>
+            <w:tcW w:type="dxa" w:w="2160"/>
+          </w:tcPr>
+          <w:p>
+            <w:r>
+              <w:rPr>
+                <w:sz w:val="18"/>
+              </w:rPr>
+              <w:t>no es seleccionable / rechazado</w:t>
             </w:r>
           </w:p>
         </w:tc>
@@ -5610,7 +5684,7 @@
               <w:rPr>
                 <w:sz w:val="18"/>
               </w:rPr>
-              <w:t>Recepción dentro de la OC</w:t>
+              <w:t>Recepción con OC agotada</w:t>
             </w:r>
           </w:p>
         </w:tc>
@@ -5654,22 +5728,16 @@
           <w:p>
             <w:r>
               <w:rPr>
-                <w:sz w:val="18"/>
-              </w:rPr>
-              <w:t xml:space="preserve">registrado (la OC tiene 10 000 y lleva 10 000 recibidas: </w:t>
-            </w:r>
-            <w:r>
-              <w:rPr>
                 <w:b/>
                 <w:sz w:val="18"/>
               </w:rPr>
-              <w:t>este caso debe rechazarse por exceder la OC</w:t>
-            </w:r>
-            <w:r>
-              <w:rPr>
-                <w:sz w:val="18"/>
-              </w:rPr>
-              <w:t>)</w:t>
+              <w:t>rechazado</w:t>
+            </w:r>
+            <w:r>
+              <w:rPr>
+                <w:sz w:val="18"/>
+              </w:rPr>
+              <w:t>: la orden ya está completa (10 000 de 10 000 recibidas)</w:t>
             </w:r>
           </w:p>
         </w:tc>
@@ -6486,7 +6554,16 @@
         <w:t>no hay envíos</w:t>
       </w:r>
       <w:r>
-        <w:t xml:space="preserve"> y el envío saliente está deshabilitado; en ningún lugar se indica «SAP conectado». Las órdenes de compra visibles coinciden con las usadas en recepciones (QA-OC-GP-AVES-001 5 000; QA-OC-BR-AVES-002 10 000; QA-OC-BRO-AVES-003 10 000; QA-OC-BRO-AVES-004 12 500; QA-OC-BR18-TEST 1 000).</w:t>
+        <w:t xml:space="preserve"> y el envío saliente está deshabilitado; en ningún lugar se indica «SAP conectado». Sobre las órdenes de compra: hay </w:t>
+      </w:r>
+      <w:r>
+        <w:rPr>
+          <w:b/>
+        </w:rPr>
+        <w:t>11 órdenes de compra</w:t>
+      </w:r>
+      <w:r>
+        <w:t xml:space="preserve"> sintéticas; las cinco usadas en recepciones son QA-OC-GP-AVES-001 (5 000), QA-OC-BR-AVES-002 (10 000), QA-OC-BRO-AVES-003 (10 000), QA-OC-BRO-AVES-004 (12 500) y QA-OC-BR18-TEST (1 000); las otras seis (alimento, vacunas, medicamentos, insumos de incubadora, importación) son solo de consulta.</w:t>
       </w:r>
     </w:p>
     <w:p>
